--- a/acts-sermons/docx/52_2027-10-10_알지못하는신에게_행17장16-34절.docx
+++ b/acts-sermons/docx/52_2027-10-10_알지못하는신에게_행17장16-34절.docx
@@ -369,7 +369,7 @@
           <w:sz w:val="24"/>
           <w:szCs w:val="24"/>
         </w:rPr>
-        <w:t xml:space="preserve">그런데 베드로는 롯에 대해 놀라운 평가를 합니다. “무법한 자들의 음란한 행실로 고통 당하는 의로운 롯을 건지셨으니 이 의인이 그들 중에 거하여 날마다 보고 들음으로 불법한 행실로 말미암아 그 의로운 심령이 상함이라”(벧후 2:7-8). 롯은 소돔의 죄를 보며 날마다 마음이 상했습니다.</w:t>
+        <w:t xml:space="preserve">그런데 베드로는 롯에 대해 놀라운 평가를 합니다. “무법한 자들의 음란한 행실로 고통 당하는 의로운 롯을 건지셨으니 (이는 이 의인이 그들 중에 거하여 날마다 보고 들음으로 불법한 행실로 말미암아 그 의로운 심령이 상함이라)”(벧후 2:7-8). 롯은 소돔의 죄를 보며 날마다 마음이 상했습니다.</w:t>
       </w:r>
     </w:p>
     <w:p>
@@ -750,20 +750,20 @@
           <w:sz w:val="24"/>
           <w:szCs w:val="24"/>
         </w:rPr>
-        <w:t xml:space="preserve">17세기 프랑스의 블레즈 파스칼은 뛰어난 수학자이자 과학자이자 철학자였습니다. 그는 젊은 나이에 계산기를 고안했고, 확률 이론과 유체 역학 연구에 큰 공헌을 했습니다. 그런 파스칼이 세상을 떠난 뒤, 가족들은 그의 외투 안감에 꿰매어진 종이 한 장을 발견했습니다.</w:t>
-      </w:r>
-    </w:p>
-    <w:p>
-      <w:pPr>
-        <w:spacing w:after="160" w:line="360"/>
-      </w:pPr>
-      <w:r>
-        <w:rPr>
-          <w:rFonts w:ascii="맑은 고딕" w:cs="맑은 고딕" w:eastAsia="맑은 고딕" w:hAnsi="맑은 고딕"/>
-          <w:sz w:val="24"/>
-          <w:szCs w:val="24"/>
-        </w:rPr>
-        <w:t xml:space="preserve">그것은 1654년 11월 23일 밤에 그가 경험한 하나님과의 만남을 기록한 글이었습니다. 거기에는 이런 고백이 적혀 있었습니다. “불. 아브라함의 하나님, 이삭의 하나님, 야곱의 하나님. 철학자들과 학자들의 하나님이 아니다.” 그리고 이어서 “예수 그리스도의 하나님”이라는 고백이 나옵니다. 파스칼은 평생 이 종이를 옷 속에 꿰매어 지니고 다녔습니다.</w:t>
+        <w:t xml:space="preserve">17세기 프랑스의 블레즈 파스칼은 뛰어난 수학자이자 과학자이자 철학자였습니다. 그는 젊은 나이에 계산기를 고안했고, 확률 이론과 유체 역학 연구에 큰 공헌을 했습니다. 그런 파스칼이 세상을 떠난 뒤, 그의 외투 안감에 꿰매어진 종이 한 장이 발견되었습니다.</w:t>
+      </w:r>
+    </w:p>
+    <w:p>
+      <w:pPr>
+        <w:spacing w:after="160" w:line="360"/>
+      </w:pPr>
+      <w:r>
+        <w:rPr>
+          <w:rFonts w:ascii="맑은 고딕" w:cs="맑은 고딕" w:eastAsia="맑은 고딕" w:hAnsi="맑은 고딕"/>
+          <w:sz w:val="24"/>
+          <w:szCs w:val="24"/>
+        </w:rPr>
+        <w:t xml:space="preserve">그것은 1654년 11월 23일 밤에 그가 경험한 하나님과의 만남을 기록한 글이었습니다. 거기에는 이런 고백이 적혀 있었습니다. “불. 아브라함의 하나님, 이삭의 하나님, 야곱의 하나님. 철학자들과 학자들의 하나님이 아니다.” 그리고 이어서 “예수 그리스도의 하나님”이라는 고백이 나옵니다. 파스칼은 그날 이후 세상을 떠날 때까지 약 팔 년 동안 이 종이를 옷 속에 꿰매어 지니고 다녔습니다.</w:t>
       </w:r>
     </w:p>
     <w:p>
